--- a/LAPORAN TUGAS 1 VISI KOMPUTER.docx
+++ b/LAPORAN TUGAS 1 VISI KOMPUTER.docx
@@ -272,7 +272,6 @@
         <w:jc w:val="both"/>
         <w:rPr>
           <w:rFonts w:ascii="Cambria" w:hAnsi="Cambria"/>
-          <w:lang w:val="pt-BR"/>
         </w:rPr>
       </w:pPr>
       <w:r>
@@ -1274,81 +1273,66 @@
           <w:rFonts w:ascii="Cambria Math" w:hAnsi="Cambria Math"/>
         </w:rPr>
         <w:tab/>
-      </w:r>
-      <w:r>
+        <w:t>= 1920 × 1080 × 1 byte</w:t>
+      </w:r>
+    </w:p>
+    <w:p>
+      <w:pPr>
         <w:rPr>
           <w:rFonts w:ascii="Cambria Math" w:hAnsi="Cambria Math"/>
         </w:rPr>
-        <w:t>= 1920 × 1080 × 1 byte</w:t>
-      </w:r>
-    </w:p>
-    <w:p>
-      <w:pPr>
+      </w:pPr>
+      <w:r>
         <w:rPr>
           <w:rFonts w:ascii="Cambria Math" w:hAnsi="Cambria Math"/>
         </w:rPr>
-      </w:pPr>
+        <w:t xml:space="preserve">       </w:t>
+      </w:r>
       <w:r>
         <w:rPr>
           <w:rFonts w:ascii="Cambria Math" w:hAnsi="Cambria Math"/>
         </w:rPr>
-        <w:t xml:space="preserve">       </w:t>
+        <w:tab/>
       </w:r>
       <w:r>
         <w:rPr>
           <w:rFonts w:ascii="Cambria Math" w:hAnsi="Cambria Math"/>
         </w:rPr>
         <w:tab/>
-      </w:r>
-      <w:r>
+        <w:t>= 2.073.600 byte</w:t>
+      </w:r>
+    </w:p>
+    <w:p>
+      <w:pPr>
+        <w:spacing w:after="0"/>
+        <w:rPr>
+          <w:rFonts w:ascii="Cambria" w:hAnsi="Cambria"/>
+        </w:rPr>
+      </w:pPr>
+      <w:r>
+        <w:rPr>
+          <w:rFonts w:ascii="Cambria" w:hAnsi="Cambria"/>
+        </w:rPr>
+        <w:t>Konversi ke MB:</w:t>
+      </w:r>
+    </w:p>
+    <w:p>
+      <w:pPr>
         <w:rPr>
           <w:rFonts w:ascii="Cambria Math" w:hAnsi="Cambria Math"/>
         </w:rPr>
+      </w:pPr>
+      <w:r>
+        <w:rPr>
+          <w:rFonts w:ascii="Cambria Math" w:hAnsi="Cambria Math"/>
+        </w:rPr>
+        <w:t xml:space="preserve">Ukuran </w:t>
+      </w:r>
+      <w:r>
+        <w:rPr>
+          <w:rFonts w:ascii="Cambria Math" w:hAnsi="Cambria Math"/>
+        </w:rPr>
         <w:tab/>
-      </w:r>
-      <w:r>
-        <w:rPr>
-          <w:rFonts w:ascii="Cambria Math" w:hAnsi="Cambria Math"/>
-        </w:rPr>
-        <w:t>= 2.073.600 byte</w:t>
-      </w:r>
-    </w:p>
-    <w:p>
-      <w:pPr>
-        <w:spacing w:after="0"/>
-        <w:rPr>
-          <w:rFonts w:ascii="Cambria" w:hAnsi="Cambria"/>
-        </w:rPr>
-      </w:pPr>
-      <w:r>
-        <w:rPr>
-          <w:rFonts w:ascii="Cambria" w:hAnsi="Cambria"/>
-        </w:rPr>
-        <w:t>Konversi ke MB:</w:t>
-      </w:r>
-    </w:p>
-    <w:p>
-      <w:pPr>
-        <w:rPr>
-          <w:rFonts w:ascii="Cambria Math" w:hAnsi="Cambria Math"/>
-        </w:rPr>
-      </w:pPr>
-      <w:r>
-        <w:rPr>
-          <w:rFonts w:ascii="Cambria Math" w:hAnsi="Cambria Math"/>
-        </w:rPr>
-        <w:t xml:space="preserve">Ukuran </w:t>
-      </w:r>
-      <w:r>
-        <w:rPr>
-          <w:rFonts w:ascii="Cambria Math" w:hAnsi="Cambria Math"/>
-        </w:rPr>
-        <w:tab/>
-      </w:r>
-      <w:r>
-        <w:rPr>
-          <w:rFonts w:ascii="Cambria Math" w:hAnsi="Cambria Math"/>
-        </w:rPr>
         <w:t>= 2.073.600 / (1024 × 1024)</w:t>
       </w:r>
     </w:p>
@@ -1378,11 +1362,6 @@
           <w:rFonts w:ascii="Cambria Math" w:hAnsi="Cambria Math"/>
         </w:rPr>
         <w:tab/>
-      </w:r>
-      <w:r>
-        <w:rPr>
-          <w:rFonts w:ascii="Cambria Math" w:hAnsi="Cambria Math"/>
-        </w:rPr>
         <w:t>= 2.073.600 / 1.048.576</w:t>
       </w:r>
     </w:p>
@@ -1412,11 +1391,6 @@
           <w:rFonts w:ascii="Cambria Math" w:hAnsi="Cambria Math"/>
         </w:rPr>
         <w:tab/>
-      </w:r>
-      <w:r>
-        <w:rPr>
-          <w:rFonts w:ascii="Cambria Math" w:hAnsi="Cambria Math"/>
-        </w:rPr>
         <w:t>= 1,977 MB</w:t>
       </w:r>
     </w:p>
@@ -1447,15 +1421,7 @@
           <w:b/>
           <w:bCs/>
         </w:rPr>
-        <w:t xml:space="preserve">b.) </w:t>
-      </w:r>
-      <w:r>
-        <w:rPr>
-          <w:rFonts w:ascii="Cambria Math" w:hAnsi="Cambria Math"/>
-          <w:b/>
-          <w:bCs/>
-        </w:rPr>
-        <w:t xml:space="preserve">Citra </w:t>
+        <w:t xml:space="preserve">b.) Citra </w:t>
       </w:r>
       <w:r>
         <w:rPr>
@@ -1586,42 +1552,32 @@
           <w:rFonts w:ascii="Cambria Math" w:hAnsi="Cambria Math"/>
         </w:rPr>
         <w:tab/>
-      </w:r>
-      <w:r>
+        <w:t>= 1920 × 1080 × 3 byte</w:t>
+      </w:r>
+    </w:p>
+    <w:p>
+      <w:pPr>
         <w:rPr>
           <w:rFonts w:ascii="Cambria Math" w:hAnsi="Cambria Math"/>
         </w:rPr>
-        <w:t>= 1920 × 1080 × 3 byte</w:t>
-      </w:r>
-    </w:p>
-    <w:p>
-      <w:pPr>
+      </w:pPr>
+      <w:r>
         <w:rPr>
           <w:rFonts w:ascii="Cambria Math" w:hAnsi="Cambria Math"/>
         </w:rPr>
-      </w:pPr>
+        <w:t xml:space="preserve">       </w:t>
+      </w:r>
       <w:r>
         <w:rPr>
           <w:rFonts w:ascii="Cambria Math" w:hAnsi="Cambria Math"/>
         </w:rPr>
-        <w:t xml:space="preserve">       </w:t>
+        <w:tab/>
       </w:r>
       <w:r>
         <w:rPr>
           <w:rFonts w:ascii="Cambria Math" w:hAnsi="Cambria Math"/>
         </w:rPr>
         <w:tab/>
-      </w:r>
-      <w:r>
-        <w:rPr>
-          <w:rFonts w:ascii="Cambria Math" w:hAnsi="Cambria Math"/>
-        </w:rPr>
-        <w:tab/>
-      </w:r>
-      <w:r>
-        <w:rPr>
-          <w:rFonts w:ascii="Cambria Math" w:hAnsi="Cambria Math"/>
-        </w:rPr>
         <w:t>= 6.220.800 byte</w:t>
       </w:r>
     </w:p>
@@ -1657,24 +1613,45 @@
           <w:rFonts w:ascii="Cambria Math" w:hAnsi="Cambria Math"/>
         </w:rPr>
         <w:tab/>
-      </w:r>
-      <w:r>
+        <w:t>= 6.220.800 / (1024 × 1024)</w:t>
+      </w:r>
+    </w:p>
+    <w:p>
+      <w:pPr>
         <w:rPr>
           <w:rFonts w:ascii="Cambria Math" w:hAnsi="Cambria Math"/>
         </w:rPr>
-        <w:t>= 6.220.800 / (1024 × 1024)</w:t>
-      </w:r>
-    </w:p>
-    <w:p>
-      <w:pPr>
+      </w:pPr>
+      <w:r>
         <w:rPr>
           <w:rFonts w:ascii="Cambria Math" w:hAnsi="Cambria Math"/>
         </w:rPr>
-      </w:pPr>
+        <w:t xml:space="preserve">       </w:t>
+      </w:r>
       <w:r>
         <w:rPr>
           <w:rFonts w:ascii="Cambria Math" w:hAnsi="Cambria Math"/>
         </w:rPr>
+        <w:tab/>
+      </w:r>
+      <w:r>
+        <w:rPr>
+          <w:rFonts w:ascii="Cambria Math" w:hAnsi="Cambria Math"/>
+        </w:rPr>
+        <w:tab/>
+        <w:t>= 6.220.800 / 1.048.576</w:t>
+      </w:r>
+    </w:p>
+    <w:p>
+      <w:pPr>
+        <w:rPr>
+          <w:rFonts w:ascii="Cambria Math" w:hAnsi="Cambria Math"/>
+        </w:rPr>
+      </w:pPr>
+      <w:r>
+        <w:rPr>
+          <w:rFonts w:ascii="Cambria Math" w:hAnsi="Cambria Math"/>
+        </w:rPr>
         <w:t xml:space="preserve">       </w:t>
       </w:r>
       <w:r>
@@ -1688,42 +1665,6 @@
           <w:rFonts w:ascii="Cambria Math" w:hAnsi="Cambria Math"/>
         </w:rPr>
         <w:tab/>
-      </w:r>
-      <w:r>
-        <w:rPr>
-          <w:rFonts w:ascii="Cambria Math" w:hAnsi="Cambria Math"/>
-        </w:rPr>
-        <w:t>= 6.220.800 / 1.048.576</w:t>
-      </w:r>
-    </w:p>
-    <w:p>
-      <w:pPr>
-        <w:rPr>
-          <w:rFonts w:ascii="Cambria Math" w:hAnsi="Cambria Math"/>
-        </w:rPr>
-      </w:pPr>
-      <w:r>
-        <w:rPr>
-          <w:rFonts w:ascii="Cambria Math" w:hAnsi="Cambria Math"/>
-        </w:rPr>
-        <w:t xml:space="preserve">       </w:t>
-      </w:r>
-      <w:r>
-        <w:rPr>
-          <w:rFonts w:ascii="Cambria Math" w:hAnsi="Cambria Math"/>
-        </w:rPr>
-        <w:tab/>
-      </w:r>
-      <w:r>
-        <w:rPr>
-          <w:rFonts w:ascii="Cambria Math" w:hAnsi="Cambria Math"/>
-        </w:rPr>
-        <w:tab/>
-      </w:r>
-      <w:r>
-        <w:rPr>
-          <w:rFonts w:ascii="Cambria Math" w:hAnsi="Cambria Math"/>
-        </w:rPr>
         <w:t>= 5,933 MB</w:t>
       </w:r>
     </w:p>
@@ -2111,7 +2052,21 @@
         <w:rPr>
           <w:rFonts w:ascii="Cambria Math" w:hAnsi="Cambria Math"/>
         </w:rPr>
-        <w:t xml:space="preserve"> dibanding Grayscale karena menyimpan informasi pada 3 channel warna.</w:t>
+        <w:t xml:space="preserve"> dibanding </w:t>
+      </w:r>
+      <w:r>
+        <w:rPr>
+          <w:rFonts w:ascii="Cambria Math" w:hAnsi="Cambria Math"/>
+          <w:i/>
+          <w:iCs/>
+        </w:rPr>
+        <w:t>Grayscale</w:t>
+      </w:r>
+      <w:r>
+        <w:rPr>
+          <w:rFonts w:ascii="Cambria Math" w:hAnsi="Cambria Math"/>
+        </w:rPr>
+        <w:t xml:space="preserve"> karena menyimpan informasi pada 3 channel warna.</w:t>
       </w:r>
     </w:p>
     <w:p>
@@ -2282,11 +2237,6 @@
           <w:rFonts w:ascii="Cambria" w:hAnsi="Cambria"/>
         </w:rPr>
         <w:tab/>
-      </w:r>
-      <w:r>
-        <w:rPr>
-          <w:rFonts w:ascii="Cambria" w:hAnsi="Cambria"/>
-        </w:rPr>
         <w:t xml:space="preserve">= </w:t>
       </w:r>
       <w:proofErr w:type="gramStart"/>
@@ -7939,16 +7889,7 @@
           <w:bCs/>
           <w:lang w:eastAsia="en-ID"/>
         </w:rPr>
-        <w:t>Penjelasan Kode</w:t>
-      </w:r>
-      <w:r>
-        <w:rPr>
-          <w:rFonts w:ascii="Cambria" w:hAnsi="Cambria"/>
-          <w:b/>
-          <w:bCs/>
-          <w:lang w:eastAsia="en-ID"/>
-        </w:rPr>
-        <w:t>:</w:t>
+        <w:t>Penjelasan Kode:</w:t>
       </w:r>
     </w:p>
     <w:p>
@@ -8434,6 +8375,7 @@
       <w:r>
         <w:rPr>
           <w:rFonts w:ascii="Cambria" w:hAnsi="Cambria"/>
+          <w:noProof/>
         </w:rPr>
         <w:drawing>
           <wp:inline distT="0" distB="0" distL="0" distR="0" wp14:anchorId="3D759B00" wp14:editId="5D5D3938">
@@ -8731,14 +8673,7 @@
                 <w:rStyle w:val="Strong"/>
                 <w:rFonts w:ascii="Cambria" w:hAnsi="Cambria"/>
               </w:rPr>
-              <w:t xml:space="preserve">langit dan </w:t>
-            </w:r>
-            <w:r>
-              <w:rPr>
-                <w:rStyle w:val="Strong"/>
-                <w:rFonts w:ascii="Cambria" w:hAnsi="Cambria"/>
-              </w:rPr>
-              <w:t>gunung</w:t>
+              <w:t>langit dan gunung</w:t>
             </w:r>
             <w:r>
               <w:rPr>
@@ -12208,7 +12143,7 @@
           <w:noProof/>
         </w:rPr>
         <w:drawing>
-          <wp:inline distT="0" distB="0" distL="0" distR="0" wp14:anchorId="3A797879" wp14:editId="21DF8D14">
+          <wp:inline distT="0" distB="0" distL="0" distR="0" wp14:anchorId="3A797879" wp14:editId="0203BF8A">
             <wp:extent cx="5725795" cy="2863215"/>
             <wp:effectExtent l="0" t="0" r="8255" b="0"/>
             <wp:docPr id="981839376" name="Picture 2"/>
@@ -13002,7 +12937,39 @@
           <w:rFonts w:ascii="Cambria" w:hAnsi="Cambria"/>
           <w:noProof/>
         </w:rPr>
-        <w:t>Berdasarkan pelaksanaan Tugas 1, dapat disimpulkan bahwa ukuran file citra digital berbanding lurus dengan resolusi dan kedalaman bit yang digunakan. Citra RGB 24-bit membutuhkan memori tiga kali lebih besar dibanding Grayscale 8-bit pada resolusi yang sama, yaitu 5,93 MB berbanding 1,98 MB untuk resolusi 1920×1080. Selain itu, operasi binerisasi (thresholding) terbukti mampu mengubah citra grayscale menjadi citra biner secara efektif dengan membandingkan setiap piksel terhadap nilai ambang batas tertentu, di mana pemilihan nilai threshold yang tepat sangat menentukan hasil segmentasi yang dihasilkan.</w:t>
+        <w:t xml:space="preserve">Berdasarkan pelaksanaan Tugas 1, dapat disimpulkan bahwa ukuran file citra digital berbanding lurus dengan resolusi dan kedalaman bit yang digunakan. Citra RGB 24-bit membutuhkan memori tiga kali lebih besar dibanding </w:t>
+      </w:r>
+      <w:r>
+        <w:rPr>
+          <w:rFonts w:ascii="Cambria" w:hAnsi="Cambria"/>
+          <w:i/>
+          <w:iCs/>
+          <w:noProof/>
+        </w:rPr>
+        <w:t>Grayscale</w:t>
+      </w:r>
+      <w:r>
+        <w:rPr>
+          <w:rFonts w:ascii="Cambria" w:hAnsi="Cambria"/>
+          <w:noProof/>
+        </w:rPr>
+        <w:t xml:space="preserve"> 8-bit pada resolusi yang sama, yaitu 5,93 MB berbanding 1,98 MB untuk resolusi 1920×1080. Selain itu, operasi binerisasi (</w:t>
+      </w:r>
+      <w:r>
+        <w:rPr>
+          <w:rFonts w:ascii="Cambria" w:hAnsi="Cambria"/>
+          <w:i/>
+          <w:iCs/>
+          <w:noProof/>
+        </w:rPr>
+        <w:t>thresholding</w:t>
+      </w:r>
+      <w:r>
+        <w:rPr>
+          <w:rFonts w:ascii="Cambria" w:hAnsi="Cambria"/>
+          <w:noProof/>
+        </w:rPr>
+        <w:t>) terbukti mampu mengubah citra grayscale menjadi citra biner secara efektif dengan membandingkan setiap piksel terhadap nilai ambang batas tertentu, di mana pemilihan nilai threshold yang tepat sangat menentukan hasil segmentasi yang dihasilkan.</w:t>
       </w:r>
     </w:p>
     <w:p>
@@ -13030,6 +12997,59 @@
         <w:lastRenderedPageBreak/>
         <w:t>grayscale pada citra Ferrari Daytona SP3 menghasilkan distribusi bimodal dengan dua puncak utama yang mengindikasikan adanya kontras tinggi antara objek foreground yang gelap (mobil dan aspal) dengan background yang terang (langit dan awan). Selain itu, ditemukan lonjakan tajam pada intensitas 250–255 yang menunjukkan adanya highlight clipping akibat overexposure pada area tertentu seperti pantulan cahaya matahari pada bodi mobil dan bagian awan yang sangat terang.</w:t>
       </w:r>
+    </w:p>
+    <w:p>
+      <w:pPr>
+        <w:spacing w:before="240" w:after="0"/>
+        <w:jc w:val="both"/>
+        <w:rPr>
+          <w:rFonts w:ascii="Cambria" w:hAnsi="Cambria"/>
+          <w:b/>
+          <w:bCs/>
+          <w:noProof/>
+        </w:rPr>
+      </w:pPr>
+      <w:r>
+        <w:rPr>
+          <w:rFonts w:ascii="Cambria" w:hAnsi="Cambria"/>
+          <w:b/>
+          <w:bCs/>
+          <w:noProof/>
+        </w:rPr>
+        <w:t xml:space="preserve">Dokumentasi </w:t>
+      </w:r>
+      <w:r>
+        <w:rPr>
+          <w:rFonts w:ascii="Cambria" w:hAnsi="Cambria"/>
+          <w:b/>
+          <w:bCs/>
+          <w:i/>
+          <w:iCs/>
+          <w:noProof/>
+        </w:rPr>
+        <w:t>Source Code</w:t>
+      </w:r>
+      <w:r>
+        <w:rPr>
+          <w:rFonts w:ascii="Cambria" w:hAnsi="Cambria"/>
+          <w:b/>
+          <w:bCs/>
+          <w:noProof/>
+        </w:rPr>
+        <w:t>:</w:t>
+      </w:r>
+    </w:p>
+    <w:p>
+      <w:pPr>
+        <w:spacing w:before="240" w:after="0"/>
+        <w:jc w:val="both"/>
+        <w:rPr>
+          <w:rFonts w:ascii="Cambria" w:hAnsi="Cambria"/>
+          <w:b/>
+          <w:bCs/>
+          <w:noProof/>
+        </w:rPr>
+      </w:pPr>
     </w:p>
     <w:sectPr>
       <w:pgSz w:w="11906" w:h="16838"/>
@@ -14725,6 +14745,7 @@
   <w:style w:type="character" w:default="1" w:styleId="DefaultParagraphFont">
     <w:name w:val="Default Paragraph Font"/>
     <w:uiPriority w:val="1"/>
+    <w:semiHidden/>
     <w:unhideWhenUsed/>
   </w:style>
   <w:style w:type="table" w:default="1" w:styleId="TableNormal">
